--- a/klagomål/A 48352-2022 FSC-klagomål.docx
+++ b/klagomål/A 48352-2022 FSC-klagomål.docx
@@ -674,7 +674,7 @@
     <w:r>
       <w:tab/>
       <w:tab/>
-      <w:t>2026-09-14</w:t>
+      <w:t>2026-09-15</w:t>
       <w:br/>
       <w:br/>
     </w:r>

--- a/klagomål/A 48352-2022 FSC-klagomål.docx
+++ b/klagomål/A 48352-2022 FSC-klagomål.docx
@@ -674,7 +674,7 @@
     <w:r>
       <w:tab/>
       <w:tab/>
-      <w:t>2026-09-15</w:t>
+      <w:t>2026-09-16</w:t>
       <w:br/>
       <w:br/>
     </w:r>

--- a/klagomål/A 48352-2022 FSC-klagomål.docx
+++ b/klagomål/A 48352-2022 FSC-klagomål.docx
@@ -674,7 +674,7 @@
     <w:r>
       <w:tab/>
       <w:tab/>
-      <w:t>2026-09-16</w:t>
+      <w:t>2026-09-17</w:t>
       <w:br/>
       <w:br/>
     </w:r>

--- a/klagomål/A 48352-2022 FSC-klagomål.docx
+++ b/klagomål/A 48352-2022 FSC-klagomål.docx
@@ -674,7 +674,7 @@
     <w:r>
       <w:tab/>
       <w:tab/>
-      <w:t>2026-09-17</w:t>
+      <w:t>2026-09-18</w:t>
       <w:br/>
       <w:br/>
     </w:r>

--- a/klagomål/A 48352-2022 FSC-klagomål.docx
+++ b/klagomål/A 48352-2022 FSC-klagomål.docx
@@ -674,7 +674,7 @@
     <w:r>
       <w:tab/>
       <w:tab/>
-      <w:t>2026-09-18</w:t>
+      <w:t>2026-09-19</w:t>
       <w:br/>
       <w:br/>
     </w:r>

--- a/klagomål/A 48352-2022 FSC-klagomål.docx
+++ b/klagomål/A 48352-2022 FSC-klagomål.docx
@@ -674,7 +674,7 @@
     <w:r>
       <w:tab/>
       <w:tab/>
-      <w:t>2026-09-19</w:t>
+      <w:t>2026-09-21</w:t>
       <w:br/>
       <w:br/>
     </w:r>

--- a/klagomål/A 48352-2022 FSC-klagomål.docx
+++ b/klagomål/A 48352-2022 FSC-klagomål.docx
@@ -674,7 +674,7 @@
     <w:r>
       <w:tab/>
       <w:tab/>
-      <w:t>2026-09-21</w:t>
+      <w:t>2026-09-23</w:t>
       <w:br/>
       <w:br/>
     </w:r>

--- a/klagomål/A 48352-2022 FSC-klagomål.docx
+++ b/klagomål/A 48352-2022 FSC-klagomål.docx
@@ -674,7 +674,7 @@
     <w:r>
       <w:tab/>
       <w:tab/>
-      <w:t>2026-09-23</w:t>
+      <w:t>2026-09-24</w:t>
       <w:br/>
       <w:br/>
     </w:r>

--- a/klagomål/A 48352-2022 FSC-klagomål.docx
+++ b/klagomål/A 48352-2022 FSC-klagomål.docx
@@ -674,7 +674,7 @@
     <w:r>
       <w:tab/>
       <w:tab/>
-      <w:t>2026-09-24</w:t>
+      <w:t>2026-09-25</w:t>
       <w:br/>
       <w:br/>
     </w:r>

--- a/klagomål/A 48352-2022 FSC-klagomål.docx
+++ b/klagomål/A 48352-2022 FSC-klagomål.docx
@@ -674,7 +674,7 @@
     <w:r>
       <w:tab/>
       <w:tab/>
-      <w:t>2026-09-25</w:t>
+      <w:t>2026-09-26</w:t>
       <w:br/>
       <w:br/>
     </w:r>

--- a/klagomål/A 48352-2022 FSC-klagomål.docx
+++ b/klagomål/A 48352-2022 FSC-klagomål.docx
@@ -674,7 +674,7 @@
     <w:r>
       <w:tab/>
       <w:tab/>
-      <w:t>2026-09-26</w:t>
+      <w:t>2026-09-27</w:t>
       <w:br/>
       <w:br/>
     </w:r>

--- a/klagomål/A 48352-2022 FSC-klagomål.docx
+++ b/klagomål/A 48352-2022 FSC-klagomål.docx
@@ -674,7 +674,7 @@
     <w:r>
       <w:tab/>
       <w:tab/>
-      <w:t>2026-09-27</w:t>
+      <w:t>2026-09-28</w:t>
       <w:br/>
       <w:br/>
     </w:r>

--- a/klagomål/A 48352-2022 FSC-klagomål.docx
+++ b/klagomål/A 48352-2022 FSC-klagomål.docx
@@ -674,7 +674,7 @@
     <w:r>
       <w:tab/>
       <w:tab/>
-      <w:t>2026-09-28</w:t>
+      <w:t>2026-09-29</w:t>
       <w:br/>
       <w:br/>
     </w:r>

--- a/klagomål/A 48352-2022 FSC-klagomål.docx
+++ b/klagomål/A 48352-2022 FSC-klagomål.docx
@@ -674,7 +674,7 @@
     <w:r>
       <w:tab/>
       <w:tab/>
-      <w:t>2026-09-29</w:t>
+      <w:t>2026-09-30</w:t>
       <w:br/>
       <w:br/>
     </w:r>

--- a/klagomål/A 48352-2022 FSC-klagomål.docx
+++ b/klagomål/A 48352-2022 FSC-klagomål.docx
@@ -674,7 +674,7 @@
     <w:r>
       <w:tab/>
       <w:tab/>
-      <w:t>2026-09-30</w:t>
+      <w:t>2026-10-01</w:t>
       <w:br/>
       <w:br/>
     </w:r>

--- a/klagomål/A 48352-2022 FSC-klagomål.docx
+++ b/klagomål/A 48352-2022 FSC-klagomål.docx
@@ -674,7 +674,7 @@
     <w:r>
       <w:tab/>
       <w:tab/>
-      <w:t>2026-10-01</w:t>
+      <w:t>2026-10-02</w:t>
       <w:br/>
       <w:br/>
     </w:r>

--- a/klagomål/A 48352-2022 FSC-klagomål.docx
+++ b/klagomål/A 48352-2022 FSC-klagomål.docx
@@ -674,7 +674,7 @@
     <w:r>
       <w:tab/>
       <w:tab/>
-      <w:t>2026-10-02</w:t>
+      <w:t>2026-10-03</w:t>
       <w:br/>
       <w:br/>
     </w:r>

--- a/klagomål/A 48352-2022 FSC-klagomål.docx
+++ b/klagomål/A 48352-2022 FSC-klagomål.docx
@@ -674,7 +674,7 @@
     <w:r>
       <w:tab/>
       <w:tab/>
-      <w:t>2026-10-03</w:t>
+      <w:t>2026-10-04</w:t>
       <w:br/>
       <w:br/>
     </w:r>

--- a/klagomål/A 48352-2022 FSC-klagomål.docx
+++ b/klagomål/A 48352-2022 FSC-klagomål.docx
@@ -674,7 +674,7 @@
     <w:r>
       <w:tab/>
       <w:tab/>
-      <w:t>2026-10-04</w:t>
+      <w:t>2026-10-05</w:t>
       <w:br/>
       <w:br/>
     </w:r>

--- a/klagomål/A 48352-2022 FSC-klagomål.docx
+++ b/klagomål/A 48352-2022 FSC-klagomål.docx
@@ -674,7 +674,7 @@
     <w:r>
       <w:tab/>
       <w:tab/>
-      <w:t>2026-10-05</w:t>
+      <w:t>2026-10-06</w:t>
       <w:br/>
       <w:br/>
     </w:r>

--- a/klagomål/A 48352-2022 FSC-klagomål.docx
+++ b/klagomål/A 48352-2022 FSC-klagomål.docx
@@ -674,7 +674,7 @@
     <w:r>
       <w:tab/>
       <w:tab/>
-      <w:t>2026-10-06</w:t>
+      <w:t>2026-10-07</w:t>
       <w:br/>
       <w:br/>
     </w:r>

--- a/klagomål/A 48352-2022 FSC-klagomål.docx
+++ b/klagomål/A 48352-2022 FSC-klagomål.docx
@@ -674,7 +674,7 @@
     <w:r>
       <w:tab/>
       <w:tab/>
-      <w:t>2026-10-07</w:t>
+      <w:t>2026-10-08</w:t>
       <w:br/>
       <w:br/>
     </w:r>

--- a/klagomål/A 48352-2022 FSC-klagomål.docx
+++ b/klagomål/A 48352-2022 FSC-klagomål.docx
@@ -674,7 +674,7 @@
     <w:r>
       <w:tab/>
       <w:tab/>
-      <w:t>2026-10-08</w:t>
+      <w:t>2026-10-09</w:t>
       <w:br/>
       <w:br/>
     </w:r>

--- a/klagomål/A 48352-2022 FSC-klagomål.docx
+++ b/klagomål/A 48352-2022 FSC-klagomål.docx
@@ -674,7 +674,7 @@
     <w:r>
       <w:tab/>
       <w:tab/>
-      <w:t>2026-10-09</w:t>
+      <w:t>2026-10-10</w:t>
       <w:br/>
       <w:br/>
     </w:r>

--- a/klagomål/A 48352-2022 FSC-klagomål.docx
+++ b/klagomål/A 48352-2022 FSC-klagomål.docx
@@ -674,7 +674,7 @@
     <w:r>
       <w:tab/>
       <w:tab/>
-      <w:t>2026-10-10</w:t>
+      <w:t>2026-10-11</w:t>
       <w:br/>
       <w:br/>
     </w:r>

--- a/klagomål/A 48352-2022 FSC-klagomål.docx
+++ b/klagomål/A 48352-2022 FSC-klagomål.docx
@@ -674,7 +674,7 @@
     <w:r>
       <w:tab/>
       <w:tab/>
-      <w:t>2026-10-11</w:t>
+      <w:t>2026-10-12</w:t>
       <w:br/>
       <w:br/>
     </w:r>

--- a/klagomål/A 48352-2022 FSC-klagomål.docx
+++ b/klagomål/A 48352-2022 FSC-klagomål.docx
@@ -674,7 +674,7 @@
     <w:r>
       <w:tab/>
       <w:tab/>
-      <w:t>2026-10-12</w:t>
+      <w:t>2026-10-13</w:t>
       <w:br/>
       <w:br/>
     </w:r>

--- a/klagomål/A 48352-2022 FSC-klagomål.docx
+++ b/klagomål/A 48352-2022 FSC-klagomål.docx
@@ -674,7 +674,7 @@
     <w:r>
       <w:tab/>
       <w:tab/>
-      <w:t>2026-10-13</w:t>
+      <w:t>2026-10-14</w:t>
       <w:br/>
       <w:br/>
     </w:r>

--- a/klagomål/A 48352-2022 FSC-klagomål.docx
+++ b/klagomål/A 48352-2022 FSC-klagomål.docx
@@ -674,7 +674,7 @@
     <w:r>
       <w:tab/>
       <w:tab/>
-      <w:t>2026-10-14</w:t>
+      <w:t>2026-10-16</w:t>
       <w:br/>
       <w:br/>
     </w:r>

--- a/klagomål/A 48352-2022 FSC-klagomål.docx
+++ b/klagomål/A 48352-2022 FSC-klagomål.docx
@@ -674,7 +674,7 @@
     <w:r>
       <w:tab/>
       <w:tab/>
-      <w:t>2026-10-16</w:t>
+      <w:t>2026-10-17</w:t>
       <w:br/>
       <w:br/>
     </w:r>

--- a/klagomål/A 48352-2022 FSC-klagomål.docx
+++ b/klagomål/A 48352-2022 FSC-klagomål.docx
@@ -674,7 +674,7 @@
     <w:r>
       <w:tab/>
       <w:tab/>
-      <w:t>2026-10-17</w:t>
+      <w:t>2026-10-18</w:t>
       <w:br/>
       <w:br/>
     </w:r>

--- a/klagomål/A 48352-2022 FSC-klagomål.docx
+++ b/klagomål/A 48352-2022 FSC-klagomål.docx
@@ -674,7 +674,7 @@
     <w:r>
       <w:tab/>
       <w:tab/>
-      <w:t>2026-10-18</w:t>
+      <w:t>2026-10-19</w:t>
       <w:br/>
       <w:br/>
     </w:r>

--- a/klagomål/A 48352-2022 FSC-klagomål.docx
+++ b/klagomål/A 48352-2022 FSC-klagomål.docx
@@ -674,7 +674,7 @@
     <w:r>
       <w:tab/>
       <w:tab/>
-      <w:t>2026-10-19</w:t>
+      <w:t>2026-10-20</w:t>
       <w:br/>
       <w:br/>
     </w:r>

--- a/klagomål/A 48352-2022 FSC-klagomål.docx
+++ b/klagomål/A 48352-2022 FSC-klagomål.docx
@@ -674,7 +674,7 @@
     <w:r>
       <w:tab/>
       <w:tab/>
-      <w:t>2026-10-20</w:t>
+      <w:t>2026-10-21</w:t>
       <w:br/>
       <w:br/>
     </w:r>

--- a/klagomål/A 48352-2022 FSC-klagomål.docx
+++ b/klagomål/A 48352-2022 FSC-klagomål.docx
@@ -674,7 +674,7 @@
     <w:r>
       <w:tab/>
       <w:tab/>
-      <w:t>2026-10-21</w:t>
+      <w:t>2026-10-22</w:t>
       <w:br/>
       <w:br/>
     </w:r>

--- a/klagomål/A 48352-2022 FSC-klagomål.docx
+++ b/klagomål/A 48352-2022 FSC-klagomål.docx
@@ -674,7 +674,7 @@
     <w:r>
       <w:tab/>
       <w:tab/>
-      <w:t>2026-10-22</w:t>
+      <w:t>2026-10-23</w:t>
       <w:br/>
       <w:br/>
     </w:r>

--- a/klagomål/A 48352-2022 FSC-klagomål.docx
+++ b/klagomål/A 48352-2022 FSC-klagomål.docx
@@ -674,7 +674,7 @@
     <w:r>
       <w:tab/>
       <w:tab/>
-      <w:t>2026-10-23</w:t>
+      <w:t>2026-10-24</w:t>
       <w:br/>
       <w:br/>
     </w:r>

--- a/klagomål/A 48352-2022 FSC-klagomål.docx
+++ b/klagomål/A 48352-2022 FSC-klagomål.docx
@@ -674,7 +674,7 @@
     <w:r>
       <w:tab/>
       <w:tab/>
-      <w:t>2026-10-24</w:t>
+      <w:t>2026-10-25</w:t>
       <w:br/>
       <w:br/>
     </w:r>

--- a/klagomål/A 48352-2022 FSC-klagomål.docx
+++ b/klagomål/A 48352-2022 FSC-klagomål.docx
@@ -163,7 +163,7 @@
         <w:pStyle w:val="Title"/>
       </w:pPr>
       <w:r>
-        <w:t>Inledande FSC- /PEFC-klagomål – information om höga naturvärden i avverkningsanmälan A 48352-2022 i Östhammars kommun</w:t>
+        <w:t>Inledande FSC- /PEFC-klagomål – information om höga naturvärden och fridlysta arter i avverkningsanmälan A 48352-2022 i Östhammars kommun</w:t>
       </w:r>
     </w:p>
     <w:p>
@@ -216,12 +216,12 @@
         <w:spacing w:after="240"/>
       </w:pPr>
       <w:r>
-        <w:t>Figur 1. Fyndplatser för naturvårdsarter i och inom 2 meter från avverkningsanmälan. Markörer utan svart kant är placerade på fyndplatsen. Markörer med svart kant är placerade vid sidan av fyndplatsen och har ett svart streck som visar fyndplatsens exakta position. Kartans mittpunktskoordinat är N 6687477, E 685037 i SWEREF 99 TM.</w:t>
+        <w:t>Figur 1. Fyndplatser för naturvårdsarter i och inom 15 meter från avverkningsanmälan. Markörer utan svart kant är placerade på fyndplatsen. Markörer med svart kant är placerade vid sidan av fyndplatsen och har ett svart streck som visar fyndplatsens exakta position. Kartans mittpunktskoordinat är N 6687477, E 685037 i SWEREF 99 TM.</w:t>
       </w:r>
     </w:p>
     <w:p>
       <w:r>
-        <w:t>I och inom 2 meter från avverkningsanmälan finns fynd av 4 naturvårdsarter, varav 2 är rödlistade och 2 är signalarter (S): gultoppig fingersvamp (NT), skarp dropptaggsvamp (NT), anisspindling (S) och diskvaxskivling (S). Se Figur 1.</w:t>
+        <w:t>I och inom 15 meter från avverkningsanmälan finns fynd av 14 naturvårdsarter, varav 5 är rödlistade, 2 är fridlysta, 5 är typiska (T) och 6 är signalarter (S): duvspindling (VU), kopparspindling (VU), fjällig taggsvamp s.str. (NT), gultoppig fingersvamp (NT), skarp dropptaggsvamp (NT), anisspindling (S), diskvaxskivling (S), granbarkgnagare (S, T), olivspindling (S), skogsknipprot (S, T, §8), svavelriska (S), blåsippa (T, §9), kransmossa (T) och linnea (T). Se Figur 1.</w:t>
       </w:r>
     </w:p>
     <w:p>
@@ -252,6 +252,66 @@
         <w:rPr>
           <w:b/>
         </w:rPr>
+        <w:t>Duvspindling (VU)</w:t>
+      </w:r>
+      <w:r>
+        <w:t xml:space="preserve"> bildar mykorrhiza med tall och förmodligen även gran i torr, kalkrik barrskog. Arten är placerad högst upp i Skogsstyrelsens värdepyramid för bedömning av skog med höga naturvärden och utgör en mycket bra indikator på skyddsvärd kalktallskog av sydöstlig typ. Kalavverkning, markberedning och markavvattning utgör de främsta hoten (SLU Artdatabanken, 2024; Nitare &amp; Skogsstyrelsen, 2019).</w:t>
+      </w:r>
+    </w:p>
+    <w:p>
+      <w:r>
+        <w:rPr>
+          <w:b/>
+        </w:rPr>
+        <w:t xml:space="preserve">Kopparspindling (VU) </w:t>
+      </w:r>
+      <w:r>
+        <w:t>bildar mykorrhiza med tall och gran i äldre ängsgranskog på kalkrik mark, mer sällan i ren kalktallskog.</w:t>
+      </w:r>
+      <w:r>
+        <w:rPr>
+          <w:b/>
+        </w:rPr>
+        <w:t xml:space="preserve"> </w:t>
+      </w:r>
+      <w:r>
+        <w:t>Minskningstakten uppgår till 30 % inom 50 år och överstiger gränsvärdet för Sårbar (VU) enligt A-kriteriet. (A2c+3c+4c).</w:t>
+      </w:r>
+      <w:r>
+        <w:rPr>
+          <w:b/>
+        </w:rPr>
+        <w:t xml:space="preserve"> </w:t>
+      </w:r>
+      <w:r>
+        <w:t>Intensivt skogsbruk, särskilt kalavverkning och markberedning missgynnar arten och lokaler som även hyser ett stort antal andra hotade arter bör helt undantas från skogsbruk.</w:t>
+      </w:r>
+      <w:r>
+        <w:rPr>
+          <w:b/>
+        </w:rPr>
+        <w:t xml:space="preserve"> </w:t>
+      </w:r>
+      <w:r>
+        <w:t>Kopparspindling är globalt rödlistad som nära hotad (NT) vilket innebär att Sverige har ett internationellt ansvar för arten (SLU Artdatabanken, 2024; IUCN, 2015).</w:t>
+      </w:r>
+    </w:p>
+    <w:p>
+      <w:r>
+        <w:rPr>
+          <w:b/>
+        </w:rPr>
+        <w:t>Fjällig taggsvamp s.str. (NT)</w:t>
+      </w:r>
+      <w:r>
+        <w:t xml:space="preserve"> bildar mykorrhiza med gran i granskog och barrblandskog, främst på frisk näringsrik mark i äldre skog med lång trädkontinuitet. Den totala populationen i landet har minskat och bedöms fortsätta minska till följd av avverkning av äldre barrskogar. Minskningstakten för den svenska populationen bedöms vara nära gränsvärdet för sårbar (VU) (SLU Artdatabanken, 2026).</w:t>
+      </w:r>
+    </w:p>
+    <w:p>
+      <w:r>
+        <w:rPr>
+          <w:b/>
+        </w:rPr>
         <w:t>Gultoppig fingersvamp (NT)</w:t>
       </w:r>
       <w:r>
@@ -267,6 +327,135 @@
       </w:r>
       <w:r>
         <w:t>bildar mykorrhiza med både gran och tall, främst i barrskogar med trädkontinuitet. Arten uppträder dels i näringsrik kalkbarrskog och dels i sur lavtallskog. Kalkbarrskogarna är ofta grandominerade, olikåldriga och skiktade på frisk mark med ett örtrikt vegetationsskikt. Lavtallskogarna är i regel magra, torra, ljusöppna och ofta brandpräglade. Den totala populationen i landet har minskat och bedöms fortsätta minska till följd av avverkning av äldre barrskogar. Arten har begränsad förmåga att återetablera sig efter slutavverkning eller andra storskaliga skogsbruksåtgärder. Det saknas indikationer på att arten långsiktigt kan etablera eller reproducera sig i skogsbestånd som brukas med metoder som trakthyggesbruk, markberedning, gödsling eller föryngring med förädlat plantmaterial. Minskningstakten för den svenska populationen bedöms vara nära gränsvärdet för Sårbar (VU) (SLU Artdatabanken, 2026).</w:t>
+      </w:r>
+    </w:p>
+    <w:p>
+      <w:r>
+        <w:rPr>
+          <w:b/>
+        </w:rPr>
+        <w:t xml:space="preserve">Granbarkgnagare </w:t>
+      </w:r>
+      <w:r>
+        <w:t xml:space="preserve">är en skalbagge vars larvutveckling sker i den tjocka ytterbarken på gamla och mycket grova levande granar. Man lägger lätt märke till angreppen på träden eftersom flera grova kläckhål ligger ganska tätt intill varandra på de grövre barkåsarna. Kläckhålen är runda och ca 1,5 mm breda. Granbarkgnagare är typisk art för </w:t>
+      </w:r>
+      <w:r>
+        <w:rPr>
+          <w:i/>
+        </w:rPr>
+        <w:t xml:space="preserve">9010 Taiga </w:t>
+      </w:r>
+      <w:r>
+        <w:t>(Ehnström, 2002; SLU Artdatabanken, 2025).</w:t>
+      </w:r>
+    </w:p>
+    <w:p>
+      <w:r>
+        <w:rPr>
+          <w:b/>
+        </w:rPr>
+        <w:t>Olivspindling</w:t>
+      </w:r>
+      <w:r>
+        <w:t xml:space="preserve"> växer uteslutande på näringsrik och kalkhaltig skogsmark där den huvudsakligen bildar mykorrhiza med gran och tall. Svampen är en typisk representant för kalkgranskogens särpräglade och rika svampflora. Kalavverkning är ett hot mot arten, eftersom den sannolikt kräver lång kontinuitet av äldre träd. Populationerna i landet bedöms därför minska beroende på slutavverkning av äldre barrskog på kalkhaltig mark (SLU Artdatabanken, 2024; Nitare &amp; Skogsstyrelsen, 2019).</w:t>
+      </w:r>
+    </w:p>
+    <w:p>
+      <w:r>
+        <w:rPr>
+          <w:b/>
+        </w:rPr>
+        <w:t>Skogsknipprot (§8)</w:t>
+      </w:r>
+      <w:r>
+        <w:t xml:space="preserve"> är fridlyst enligt 8§ artskyddsförordningen och typisk art för </w:t>
+      </w:r>
+      <w:r>
+        <w:rPr>
+          <w:i/>
+        </w:rPr>
+        <w:t>9050 Näringsrik granskog</w:t>
+      </w:r>
+      <w:r>
+        <w:t xml:space="preserve"> (SLU Artdatabanken, 2025).</w:t>
+      </w:r>
+    </w:p>
+    <w:p>
+      <w:r>
+        <w:rPr>
+          <w:b/>
+        </w:rPr>
+        <w:t>Blåsippa (§9)</w:t>
+      </w:r>
+      <w:r>
+        <w:t xml:space="preserve"> är typisk art för </w:t>
+      </w:r>
+      <w:r>
+        <w:rPr>
+          <w:i/>
+        </w:rPr>
+        <w:t>9050 Näringsrik granskog, 9020 Nordlig ädellövskog</w:t>
+      </w:r>
+      <w:r>
+        <w:t xml:space="preserve"> och </w:t>
+      </w:r>
+      <w:r>
+        <w:rPr>
+          <w:i/>
+        </w:rPr>
+        <w:t>8240 Karsthällmarker</w:t>
+      </w:r>
+      <w:r>
+        <w:t xml:space="preserve"> (SLU Artdatabanken, 2025).</w:t>
+      </w:r>
+    </w:p>
+    <w:p>
+      <w:r>
+        <w:rPr>
+          <w:b/>
+        </w:rPr>
+        <w:t>Kransmossa</w:t>
+      </w:r>
+      <w:r>
+        <w:t xml:space="preserve"> är typisk art för </w:t>
+      </w:r>
+      <w:r>
+        <w:rPr>
+          <w:i/>
+        </w:rPr>
+        <w:t xml:space="preserve">9050 Näringsrik granskog </w:t>
+      </w:r>
+      <w:r>
+        <w:t xml:space="preserve">och </w:t>
+      </w:r>
+      <w:r>
+        <w:rPr>
+          <w:i/>
+        </w:rPr>
+        <w:t xml:space="preserve">6170 Alpina kalkgräsmarker </w:t>
+      </w:r>
+      <w:r>
+        <w:t>(SLU Artdatabanken, 2025).</w:t>
+      </w:r>
+    </w:p>
+    <w:p>
+      <w:r>
+        <w:rPr>
+          <w:b/>
+        </w:rPr>
+        <w:t xml:space="preserve">Linnea </w:t>
+      </w:r>
+      <w:r>
+        <w:t xml:space="preserve">är typisk art för </w:t>
+      </w:r>
+      <w:r>
+        <w:rPr>
+          <w:i/>
+        </w:rPr>
+        <w:t>9010 Taiga</w:t>
+      </w:r>
+      <w:r>
+        <w:t>. På linnea kan man hitta sporsäcksvampen linnealudd (SLU Artdatabanken, 2025).</w:t>
       </w:r>
     </w:p>
     <w:p>
@@ -359,7 +548,7 @@
         <w:rPr>
           <w:i/>
         </w:rPr>
-        <w:t>I det avverkningsanmälda skogsområdet har 4 naturvårdsarter varav 2 rödlistade arter sina livsmiljöer och växtplatser.</w:t>
+        <w:t>I det avverkningsanmälda skogsområdet har 14 naturvårdsarter varav 5 rödlistade arter sina livsmiljöer och växtplatser.</w:t>
       </w:r>
     </w:p>
     <w:p>
@@ -674,7 +863,7 @@
     <w:r>
       <w:tab/>
       <w:tab/>
-      <w:t>2026-10-25</w:t>
+      <w:t>2026-10-26</w:t>
       <w:br/>
       <w:br/>
     </w:r>

--- a/klagomål/A 48352-2022 FSC-klagomål.docx
+++ b/klagomål/A 48352-2022 FSC-klagomål.docx
@@ -863,7 +863,7 @@
     <w:r>
       <w:tab/>
       <w:tab/>
-      <w:t>2026-10-26</w:t>
+      <w:t>2026-10-27</w:t>
       <w:br/>
       <w:br/>
     </w:r>

--- a/klagomål/A 48352-2022 FSC-klagomål.docx
+++ b/klagomål/A 48352-2022 FSC-klagomål.docx
@@ -221,7 +221,7 @@
     </w:p>
     <w:p>
       <w:r>
-        <w:t>I och inom 15 meter från avverkningsanmälan finns fynd av 14 naturvårdsarter, varav 5 är rödlistade, 2 är fridlysta, 5 är typiska (T) och 6 är signalarter (S): duvspindling (VU), kopparspindling (VU), fjällig taggsvamp s.str. (NT), gultoppig fingersvamp (NT), skarp dropptaggsvamp (NT), anisspindling (S), diskvaxskivling (S), granbarkgnagare (S, T), olivspindling (S), skogsknipprot (S, T, §8), svavelriska (S), blåsippa (T, §9), kransmossa (T) och linnea (T). Se Figur 1.</w:t>
+        <w:t>I och inom 15 meter från avverkningsanmälan finns fynd av 15 naturvårdsarter, varav 6 är rödlistade, 2 är fridlysta, 6 är typiska (T) och 6 är signalarter (S): duvspindling (VU), kopparspindling (VU), fjällig taggsvamp s.str. (NT), gultoppig fingersvamp (NT), skarp dropptaggsvamp (NT), vårärt (NT, T), anisspindling (S), diskvaxskivling (S), granbarkgnagare (S, T), olivspindling (S), skogsknipprot (S, T, §8), svavelriska (S), blåsippa (T, §9), kransmossa (T) och linnea (T). Se Figur 1.</w:t>
       </w:r>
     </w:p>
     <w:p>
@@ -327,6 +327,35 @@
       </w:r>
       <w:r>
         <w:t>bildar mykorrhiza med både gran och tall, främst i barrskogar med trädkontinuitet. Arten uppträder dels i näringsrik kalkbarrskog och dels i sur lavtallskog. Kalkbarrskogarna är ofta grandominerade, olikåldriga och skiktade på frisk mark med ett örtrikt vegetationsskikt. Lavtallskogarna är i regel magra, torra, ljusöppna och ofta brandpräglade. Den totala populationen i landet har minskat och bedöms fortsätta minska till följd av avverkning av äldre barrskogar. Arten har begränsad förmåga att återetablera sig efter slutavverkning eller andra storskaliga skogsbruksåtgärder. Det saknas indikationer på att arten långsiktigt kan etablera eller reproducera sig i skogsbestånd som brukas med metoder som trakthyggesbruk, markberedning, gödsling eller föryngring med förädlat plantmaterial. Minskningstakten för den svenska populationen bedöms vara nära gränsvärdet för Sårbar (VU) (SLU Artdatabanken, 2026).</w:t>
+      </w:r>
+    </w:p>
+    <w:p>
+      <w:r>
+        <w:rPr>
+          <w:b/>
+        </w:rPr>
+        <w:t>Vårärt (NT)</w:t>
+      </w:r>
+      <w:r>
+        <w:t xml:space="preserve"> är en kalkgynnad mullväxt som är knuten till rik lundartad vegetation och har sin huvudsakliga förekomst i sydliga kalklövskogar, lövängen och hässlen. Den har även viktiga förekomster av reliktkaraktär i örtrika kalkgranskogar på frisk eller något fuktig mark i mellersta Sverige. Vårärt är en extra betydelsefull signalart i boreala och boreonemorala kalkgranskogar, då dessa förekomster nu är starkt fragmenterade och troligen visar på en flertusenårig ekologisk kontinuitet där spridning och etablering kan ha skett under postglaciala värmetiden. Arten tål inte dagens storskaliga skogsbruksmetoder och den kommer in på rödlistan för första gången 2025 till följd av en kraftig minskning (&gt;50%) i Riksskogstaxeringens data. Vårärt är typisk art för </w:t>
+      </w:r>
+      <w:r>
+        <w:rPr>
+          <w:i/>
+        </w:rPr>
+        <w:t xml:space="preserve">9050 Näringsrik granskog, 9020 Nordlig ädellövskog, 9160 Näringsrik ekskog </w:t>
+      </w:r>
+      <w:r>
+        <w:t xml:space="preserve">och </w:t>
+      </w:r>
+      <w:r>
+        <w:rPr>
+          <w:i/>
+        </w:rPr>
+        <w:t>9180 Ädellövskog i branter</w:t>
+      </w:r>
+      <w:r>
+        <w:t xml:space="preserve"> (Nitare &amp; Skogsstyrelsen, 2019; SLU Artdatabanken, 2026).</w:t>
       </w:r>
     </w:p>
     <w:p>
@@ -548,7 +577,7 @@
         <w:rPr>
           <w:i/>
         </w:rPr>
-        <w:t>I det avverkningsanmälda skogsområdet har 14 naturvårdsarter varav 5 rödlistade arter sina livsmiljöer och växtplatser.</w:t>
+        <w:t>I det avverkningsanmälda skogsområdet har 15 naturvårdsarter varav 6 rödlistade arter sina livsmiljöer och växtplatser.</w:t>
       </w:r>
     </w:p>
     <w:p>
@@ -863,7 +892,7 @@
     <w:r>
       <w:tab/>
       <w:tab/>
-      <w:t>2026-10-27</w:t>
+      <w:t>2026-10-28</w:t>
       <w:br/>
       <w:br/>
     </w:r>

--- a/klagomål/A 48352-2022 FSC-klagomål.docx
+++ b/klagomål/A 48352-2022 FSC-klagomål.docx
@@ -892,7 +892,7 @@
     <w:r>
       <w:tab/>
       <w:tab/>
-      <w:t>2026-10-28</w:t>
+      <w:t>2026-10-29</w:t>
       <w:br/>
       <w:br/>
     </w:r>

--- a/klagomål/A 48352-2022 FSC-klagomål.docx
+++ b/klagomål/A 48352-2022 FSC-klagomål.docx
@@ -892,7 +892,7 @@
     <w:r>
       <w:tab/>
       <w:tab/>
-      <w:t>2026-10-29</w:t>
+      <w:t>2026-10-31</w:t>
       <w:br/>
       <w:br/>
     </w:r>
